--- a/docs/legal/review-2026-06-16/rj-ronald-j-antonelli/word/15-rj-funding-tracker-and-receipts.docx
+++ b/docs/legal/review-2026-06-16/rj-ronald-j-antonelli/word/15-rj-funding-tracker-and-receipts.docx
@@ -13,7 +13,7 @@
     </w:p>
     <w:p>
       <w:r>
-        <w:t>Company: LoLo Care Inc</w:t>
+        <w:t>Company: Lolo Care, Inc.</w:t>
       </w:r>
     </w:p>
     <w:p>
@@ -619,7 +619,7 @@
     </w:p>
     <w:p>
       <w:r>
-        <w:t>LoLo Care Inc acknowledges receipt from Ronald J. Antonelli of $1,000 for installment number [INSTALLMENT NUMBER] under that certain Capital Contribution and Funding Commitment Agreement dated [DATE].</w:t>
+        <w:t>Lolo Care, Inc. acknowledges receipt from Ronald J. Antonelli of $1,000 for installment number [INSTALLMENT NUMBER] under that certain Capital Contribution and Funding Commitment Agreement dated [DATE].</w:t>
       </w:r>
     </w:p>
     <w:p>
@@ -634,7 +634,7 @@
     </w:p>
     <w:p>
       <w:r>
-        <w:t>LoLo Care Inc</w:t>
+        <w:t>Lolo Care, Inc.</w:t>
       </w:r>
     </w:p>
     <w:p>
